--- a/Templates/executive-reporting/part2-entry-point-template.docx
+++ b/Templates/executive-reporting/part2-entry-point-template.docx
@@ -2,6 +2,239 @@
 <file path=word/document.xml><?xml version="1.0" encoding="utf-8"?>
 <w:document xmlns:wpc="http://schemas.microsoft.com/office/word/2010/wordprocessingCanvas" xmlns:mo="http://schemas.microsoft.com/office/mac/office/2008/main" xmlns:mc="http://schemas.openxmlformats.org/markup-compatibility/2006" xmlns:mv="urn:schemas-microsoft-com:mac:vml" xmlns:o="urn:schemas-microsoft-com:office:office" xmlns:r="http://schemas.openxmlformats.org/officeDocument/2006/relationships" xmlns:m="http://schemas.openxmlformats.org/officeDocument/2006/math" xmlns:v="urn:schemas-microsoft-com:vml" xmlns:wp14="http://schemas.microsoft.com/office/word/2010/wordprocessingDrawing" xmlns:wp="http://schemas.openxmlformats.org/drawingml/2006/wordprocessingDrawing" xmlns:w10="urn:schemas-microsoft-com:office:word" xmlns:w="http://schemas.openxmlformats.org/wordprocessingml/2006/main" xmlns:w14="http://schemas.microsoft.com/office/word/2010/wordml" xmlns:wpg="http://schemas.microsoft.com/office/word/2010/wordprocessingGroup" xmlns:wpi="http://schemas.microsoft.com/office/word/2010/wordprocessingInk" xmlns:wne="http://schemas.microsoft.com/office/word/2006/wordml" xmlns:wps="http://schemas.microsoft.com/office/word/2010/wordprocessingShape" mc:Ignorable="w14 wp14">
   <w:body>
+    <w:tbl>
+      <w:tblPr>
+        <w:tblStyle w:val="LightShading"/>
+        <w:tblW w:type="auto" w:w="0"/>
+        <w:tblLook w:firstColumn="1" w:firstRow="1" w:lastColumn="0" w:lastRow="0" w:noHBand="0" w:noVBand="1" w:val="04A0"/>
+      </w:tblPr>
+      <w:tblGrid>
+        <w:gridCol w:w="4703"/>
+        <w:gridCol w:w="4703"/>
+      </w:tblGrid>
+      <w:tr>
+        <w:tc>
+          <w:tcPr>
+            <w:tcW w:type="dxa" w:w="9406"/>
+            <w:gridSpan w:val="2"/>
+          </w:tcPr>
+          <w:p>
+            <w:r>
+              <w:rPr>
+                <w:b/>
+                <w:color w:val="E31C3D"/>
+              </w:rPr>
+              <w:t>DOCUMENT INFORMATION</w:t>
+            </w:r>
+          </w:p>
+        </w:tc>
+      </w:tr>
+      <w:tr>
+        <w:tc>
+          <w:tcPr>
+            <w:tcW w:type="dxa" w:w="4703"/>
+          </w:tcPr>
+          <w:p>
+            <w:r>
+              <w:rPr>
+                <w:b/>
+              </w:rPr>
+              <w:t>Document Purpose:</w:t>
+            </w:r>
+          </w:p>
+        </w:tc>
+        <w:tc>
+          <w:tcPr>
+            <w:tcW w:type="dxa" w:w="4703"/>
+          </w:tcPr>
+          <w:p>
+            <w:r>
+              <w:t>The commercial handoff document that initiates the Part 2 migration engagement. Contains: Part 2 scope, timeline, investment, and next steps. The customer signs this at the Phase 4 playback meeting.</w:t>
+            </w:r>
+          </w:p>
+        </w:tc>
+      </w:tr>
+      <w:tr>
+        <w:tc>
+          <w:tcPr>
+            <w:tcW w:type="dxa" w:w="4703"/>
+          </w:tcPr>
+          <w:p>
+            <w:r>
+              <w:rPr>
+                <w:b/>
+              </w:rPr>
+              <w:t>CRA Phase:</w:t>
+            </w:r>
+          </w:p>
+        </w:tc>
+        <w:tc>
+          <w:tcPr>
+            <w:tcW w:type="dxa" w:w="4703"/>
+          </w:tcPr>
+          <w:p>
+            <w:r>
+              <w:t>Phase 4: Planning -- Part 2 Handoff</w:t>
+            </w:r>
+          </w:p>
+        </w:tc>
+      </w:tr>
+      <w:tr>
+        <w:tc>
+          <w:tcPr>
+            <w:tcW w:type="dxa" w:w="4703"/>
+          </w:tcPr>
+          <w:p>
+            <w:r>
+              <w:rPr>
+                <w:b/>
+              </w:rPr>
+              <w:t>Target Audience:</w:t>
+            </w:r>
+          </w:p>
+        </w:tc>
+        <w:tc>
+          <w:tcPr>
+            <w:tcW w:type="dxa" w:w="4703"/>
+          </w:tcPr>
+          <w:p>
+            <w:r>
+              <w:t>Customer CTO/CFO (for signature) + Rackspace Pre-Sales (for pricing)</w:t>
+            </w:r>
+          </w:p>
+        </w:tc>
+      </w:tr>
+      <w:tr>
+        <w:tc>
+          <w:tcPr>
+            <w:tcW w:type="dxa" w:w="4703"/>
+          </w:tcPr>
+          <w:p>
+            <w:r>
+              <w:rPr>
+                <w:b/>
+              </w:rPr>
+              <w:t>When to Complete:</w:t>
+            </w:r>
+          </w:p>
+        </w:tc>
+        <w:tc>
+          <w:tcPr>
+            <w:tcW w:type="dxa" w:w="4703"/>
+          </w:tcPr>
+          <w:p>
+            <w:r>
+              <w:t>Phase 4 weeks 3-5; present at Phase 4 playback and leave for signature</w:t>
+            </w:r>
+          </w:p>
+        </w:tc>
+      </w:tr>
+      <w:tr>
+        <w:tc>
+          <w:tcPr>
+            <w:tcW w:type="dxa" w:w="4703"/>
+          </w:tcPr>
+          <w:p>
+            <w:r>
+              <w:rPr>
+                <w:b/>
+              </w:rPr>
+              <w:t>Est. Time:</w:t>
+            </w:r>
+          </w:p>
+        </w:tc>
+        <w:tc>
+          <w:tcPr>
+            <w:tcW w:type="dxa" w:w="4703"/>
+          </w:tcPr>
+          <w:p>
+            <w:r>
+              <w:t>6-8 hours (much of content comes from Phase 3 outputs); 8-12 pages</w:t>
+            </w:r>
+          </w:p>
+        </w:tc>
+      </w:tr>
+      <w:tr>
+        <w:tc>
+          <w:tcPr>
+            <w:tcW w:type="dxa" w:w="4703"/>
+          </w:tcPr>
+          <w:p>
+            <w:r>
+              <w:rPr>
+                <w:b/>
+              </w:rPr>
+              <w:t>Version:</w:t>
+            </w:r>
+          </w:p>
+        </w:tc>
+        <w:tc>
+          <w:tcPr>
+            <w:tcW w:type="dxa" w:w="4703"/>
+          </w:tcPr>
+          <w:p>
+            <w:r>
+              <w:t>v1.0</w:t>
+            </w:r>
+          </w:p>
+        </w:tc>
+      </w:tr>
+      <w:tr>
+        <w:tc>
+          <w:tcPr>
+            <w:tcW w:type="dxa" w:w="9406"/>
+            <w:gridSpan w:val="2"/>
+          </w:tcPr>
+          <w:p>
+            <w:r>
+              <w:rPr>
+                <w:b/>
+              </w:rPr>
+              <w:t>WHAT TO CUSTOMISE</w:t>
+              <w:br/>
+              <w:t>- Section 3 (Hyperscaler Recommendation): copy from Phase 3 report; do not re-derive</w:t>
+              <w:br/>
+              <w:t>- Section 4 (TCO Summary): reference Phase 3 TCO model; use 3-year net figure</w:t>
+              <w:br/>
+              <w:t>- Section 5 (Partner Funding): confirm AMM/MAP/PSO registration status with Alliance Manager</w:t>
+              <w:br/>
+              <w:t>- Section 10 (Investment): obtain pricing from Pre-Sales; do not estimate without approval</w:t>
+            </w:r>
+          </w:p>
+        </w:tc>
+      </w:tr>
+      <w:tr>
+        <w:tc>
+          <w:tcPr>
+            <w:tcW w:type="dxa" w:w="9406"/>
+            <w:gridSpan w:val="2"/>
+          </w:tcPr>
+          <w:p>
+            <w:r>
+              <w:t>Template version: v1.0 -- CRA Framework v2.0 -- Rackspace Cloud Solutions Architecture</w:t>
+            </w:r>
+          </w:p>
+        </w:tc>
+      </w:tr>
+      <w:tr>
+        <w:tc>
+          <w:tcPr>
+            <w:tcW w:type="dxa" w:w="9406"/>
+            <w:gridSpan w:val="2"/>
+          </w:tcPr>
+          <w:p>
+            <w:r>
+              <w:rPr>
+                <w:b/>
+                <w:color w:val="E31C3D"/>
+              </w:rPr>
+              <w:t>IMPORTANT: AMM/MAP/PSO deal registration must be COMPLETE before Rackspace countersigns this document. Check with the Alliance Manager before preparing Section 5. See docs/DMG-MEDIA-UK-LESSONS-LEARNED.md Lesson 5.</w:t>
+            </w:r>
+          </w:p>
+        </w:tc>
+      </w:tr>
+    </w:tbl>
+    <w:p/>
     <w:p>
       <w:pPr>
         <w:sectPr>

--- a/Templates/executive-reporting/part2-entry-point-template.docx
+++ b/Templates/executive-reporting/part2-entry-point-template.docx
@@ -35071,7 +35071,7 @@
     </a:clrScheme>
     <a:fontScheme name="Office">
       <a:majorFont>
-        <a:latin typeface="Calibri"/>
+        <a:latin typeface="Aktiv Grotesk"/>
         <a:ea typeface=""/>
         <a:cs typeface=""/>
         <a:font script="Jpan" typeface="ＭＳ ゴシック"/>
@@ -35113,8 +35113,8 @@
         <a:font script="Hang" typeface="맑은 고딕"/>
         <a:font script="Hans" typeface="宋体"/>
         <a:font script="Hant" typeface="新細明體"/>
-        <a:font script="Arab" typeface="Arial"/>
-        <a:font script="Hebr" typeface="Arial"/>
+        <a:font script="Arab" typeface="Aktiv Grotesk"/>
+        <a:font script="Hebr" typeface="Aktiv Grotesk"/>
         <a:font script="Thai" typeface="Cordia New"/>
         <a:font script="Ethi" typeface="Nyala"/>
         <a:font script="Beng" typeface="Vrinda"/>
@@ -35136,7 +35136,7 @@
         <a:font script="Laoo" typeface="DokChampa"/>
         <a:font script="Sinh" typeface="Iskoola Pota"/>
         <a:font script="Mong" typeface="Mongolian Baiti"/>
-        <a:font script="Viet" typeface="Arial"/>
+        <a:font script="Viet" typeface="Aktiv Grotesk"/>
         <a:font script="Uigh" typeface="Microsoft Uighur"/>
         <a:font script="Geor" typeface="Sylfaen"/>
       </a:minorFont>
